--- a/a7/packages/A7 Unit 4 - Solving Problems with Rational Numbers/Answer Keys/A7 4.07  Question Bank Key.docx
+++ b/a7/packages/A7 Unit 4 - Solving Problems with Rational Numbers/Answer Keys/A7 4.07  Question Bank Key.docx
@@ -3750,6 +3750,65 @@
                 <w:rFonts w:ascii="FreeSerif" w:hAnsi="FreeSerif" w:eastAsia="FreeSerif"/>
                 <w:b w:val="0"/>
                 <w:i w:val="0"/>
+                <w:color w:val="1A1A1A"/>
+                <w:sz w:val="22"/>
+              </w:rPr>
+              <w:t xml:space="preserve">○   </w:t>
+            </w:r>
+            <w:r>
+              <w:rPr>
+                <w:b w:val="0"/>
+                <w:i w:val="0"/>
+                <w:color w:val="1A1A1A"/>
+                <w:sz w:val="22"/>
+              </w:rPr>
+              <w:t xml:space="preserve">A.  </w:t>
+            </w:r>
+            <w:r>
+              <w:drawing>
+                <wp:inline xmlns:a="http://schemas.openxmlformats.org/drawingml/2006/main" xmlns:pic="http://schemas.openxmlformats.org/drawingml/2006/picture">
+                  <wp:extent cx="947928" cy="146304"/>
+                  <wp:docPr id="57" name="Picture 57"/>
+                  <wp:cNvGraphicFramePr>
+                    <a:graphicFrameLocks noChangeAspect="1"/>
+                  </wp:cNvGraphicFramePr>
+                  <a:graphic>
+                    <a:graphicData uri="http://schemas.openxmlformats.org/drawingml/2006/picture">
+                      <pic:pic>
+                        <pic:nvPicPr>
+                          <pic:cNvPr id="0" name="7774e26a95fed5f2.png"/>
+                          <pic:cNvPicPr/>
+                        </pic:nvPicPr>
+                        <pic:blipFill>
+                          <a:blip r:embed="rId61"/>
+                          <a:stretch>
+                            <a:fillRect/>
+                          </a:stretch>
+                        </pic:blipFill>
+                        <pic:spPr>
+                          <a:xfrm>
+                            <a:off x="0" y="0"/>
+                            <a:ext cx="947928" cy="146304"/>
+                          </a:xfrm>
+                          <a:prstGeom prst="rect"/>
+                        </pic:spPr>
+                      </pic:pic>
+                    </a:graphicData>
+                  </a:graphic>
+                </wp:inline>
+              </w:drawing>
+            </w:r>
+          </w:p>
+          <w:p>
+            <w:pPr>
+              <w:spacing w:before="40" w:after="40"/>
+              <w:ind w:left="1300" w:hanging="380"/>
+            </w:pPr>
+            <w:r>
+              <w:rPr>
+                <w:rFonts w:ascii="FreeSerif" w:hAnsi="FreeSerif" w:eastAsia="FreeSerif"/>
+                <w:b w:val="0"/>
+                <w:i w:val="0"/>
                 <w:color w:val="9E1B32"/>
                 <w:sz w:val="22"/>
               </w:rPr>
@@ -3762,13 +3821,13 @@
                 <w:color w:val="9E1B32"/>
                 <w:sz w:val="22"/>
               </w:rPr>
-              <w:t xml:space="preserve">A.  </w:t>
+              <w:t xml:space="preserve">B.  </w:t>
             </w:r>
             <w:r>
               <w:drawing>
                 <wp:inline xmlns:a="http://schemas.openxmlformats.org/drawingml/2006/main" xmlns:pic="http://schemas.openxmlformats.org/drawingml/2006/picture">
                   <wp:extent cx="1014984" cy="170688"/>
-                  <wp:docPr id="57" name="Picture 57"/>
+                  <wp:docPr id="58" name="Picture 58"/>
                   <wp:cNvGraphicFramePr>
                     <a:graphicFrameLocks noChangeAspect="1"/>
                   </wp:cNvGraphicFramePr>
@@ -3780,7 +3839,7 @@
                           <pic:cNvPicPr/>
                         </pic:nvPicPr>
                         <pic:blipFill>
-                          <a:blip r:embed="rId61"/>
+                          <a:blip r:embed="rId62"/>
                           <a:stretch>
                             <a:fillRect/>
                           </a:stretch>
@@ -3821,13 +3880,13 @@
                 <w:color w:val="1A1A1A"/>
                 <w:sz w:val="22"/>
               </w:rPr>
-              <w:t xml:space="preserve">B.  </w:t>
+              <w:t xml:space="preserve">C.  </w:t>
             </w:r>
             <w:r>
               <w:drawing>
                 <wp:inline xmlns:a="http://schemas.openxmlformats.org/drawingml/2006/main" xmlns:pic="http://schemas.openxmlformats.org/drawingml/2006/picture">
                   <wp:extent cx="1011936" cy="170688"/>
-                  <wp:docPr id="58" name="Picture 58"/>
+                  <wp:docPr id="59" name="Picture 59"/>
                   <wp:cNvGraphicFramePr>
                     <a:graphicFrameLocks noChangeAspect="1"/>
                   </wp:cNvGraphicFramePr>
@@ -3839,7 +3898,7 @@
                           <pic:cNvPicPr/>
                         </pic:nvPicPr>
                         <pic:blipFill>
-                          <a:blip r:embed="rId62"/>
+                          <a:blip r:embed="rId63"/>
                           <a:stretch>
                             <a:fillRect/>
                           </a:stretch>
@@ -3848,65 +3907,6 @@
                           <a:xfrm>
                             <a:off x="0" y="0"/>
                             <a:ext cx="1011936" cy="170688"/>
-                          </a:xfrm>
-                          <a:prstGeom prst="rect"/>
-                        </pic:spPr>
-                      </pic:pic>
-                    </a:graphicData>
-                  </a:graphic>
-                </wp:inline>
-              </w:drawing>
-            </w:r>
-          </w:p>
-          <w:p>
-            <w:pPr>
-              <w:spacing w:before="40" w:after="40"/>
-              <w:ind w:left="1300" w:hanging="380"/>
-            </w:pPr>
-            <w:r>
-              <w:rPr>
-                <w:rFonts w:ascii="FreeSerif" w:hAnsi="FreeSerif" w:eastAsia="FreeSerif"/>
-                <w:b w:val="0"/>
-                <w:i w:val="0"/>
-                <w:color w:val="1A1A1A"/>
-                <w:sz w:val="22"/>
-              </w:rPr>
-              <w:t xml:space="preserve">○   </w:t>
-            </w:r>
-            <w:r>
-              <w:rPr>
-                <w:b w:val="0"/>
-                <w:i w:val="0"/>
-                <w:color w:val="1A1A1A"/>
-                <w:sz w:val="22"/>
-              </w:rPr>
-              <w:t xml:space="preserve">C.  </w:t>
-            </w:r>
-            <w:r>
-              <w:drawing>
-                <wp:inline xmlns:a="http://schemas.openxmlformats.org/drawingml/2006/main" xmlns:pic="http://schemas.openxmlformats.org/drawingml/2006/picture">
-                  <wp:extent cx="947928" cy="146304"/>
-                  <wp:docPr id="59" name="Picture 59"/>
-                  <wp:cNvGraphicFramePr>
-                    <a:graphicFrameLocks noChangeAspect="1"/>
-                  </wp:cNvGraphicFramePr>
-                  <a:graphic>
-                    <a:graphicData uri="http://schemas.openxmlformats.org/drawingml/2006/picture">
-                      <pic:pic>
-                        <pic:nvPicPr>
-                          <pic:cNvPr id="0" name="7774e26a95fed5f2.png"/>
-                          <pic:cNvPicPr/>
-                        </pic:nvPicPr>
-                        <pic:blipFill>
-                          <a:blip r:embed="rId63"/>
-                          <a:stretch>
-                            <a:fillRect/>
-                          </a:stretch>
-                        </pic:blipFill>
-                        <pic:spPr>
-                          <a:xfrm>
-                            <a:off x="0" y="0"/>
-                            <a:ext cx="947928" cy="146304"/>
                           </a:xfrm>
                           <a:prstGeom prst="rect"/>
                         </pic:spPr>
@@ -3988,7 +3988,7 @@
                 <w:color w:val="9E1B32"/>
                 <w:sz w:val="22"/>
               </w:rPr>
-              <w:t>A</w:t>
+              <w:t>B</w:t>
             </w:r>
           </w:p>
         </w:tc>
@@ -4111,65 +4111,6 @@
                 <w:rFonts w:ascii="FreeSerif" w:hAnsi="FreeSerif" w:eastAsia="FreeSerif"/>
                 <w:b w:val="0"/>
                 <w:i w:val="0"/>
-                <w:color w:val="9E1B32"/>
-                <w:sz w:val="22"/>
-              </w:rPr>
-              <w:t xml:space="preserve">☒   </w:t>
-            </w:r>
-            <w:r>
-              <w:rPr>
-                <w:b/>
-                <w:i w:val="0"/>
-                <w:color w:val="9E1B32"/>
-                <w:sz w:val="22"/>
-              </w:rPr>
-              <w:t xml:space="preserve">A.  </w:t>
-            </w:r>
-            <w:r>
-              <w:drawing>
-                <wp:inline xmlns:a="http://schemas.openxmlformats.org/drawingml/2006/main" xmlns:pic="http://schemas.openxmlformats.org/drawingml/2006/picture">
-                  <wp:extent cx="216408" cy="143256"/>
-                  <wp:docPr id="62" name="Picture 62"/>
-                  <wp:cNvGraphicFramePr>
-                    <a:graphicFrameLocks noChangeAspect="1"/>
-                  </wp:cNvGraphicFramePr>
-                  <a:graphic>
-                    <a:graphicData uri="http://schemas.openxmlformats.org/drawingml/2006/picture">
-                      <pic:pic>
-                        <pic:nvPicPr>
-                          <pic:cNvPr id="0" name="53cbedfeb37e5ace.png"/>
-                          <pic:cNvPicPr/>
-                        </pic:nvPicPr>
-                        <pic:blipFill>
-                          <a:blip r:embed="rId65"/>
-                          <a:stretch>
-                            <a:fillRect/>
-                          </a:stretch>
-                        </pic:blipFill>
-                        <pic:spPr>
-                          <a:xfrm>
-                            <a:off x="0" y="0"/>
-                            <a:ext cx="216408" cy="143256"/>
-                          </a:xfrm>
-                          <a:prstGeom prst="rect"/>
-                        </pic:spPr>
-                      </pic:pic>
-                    </a:graphicData>
-                  </a:graphic>
-                </wp:inline>
-              </w:drawing>
-            </w:r>
-          </w:p>
-          <w:p>
-            <w:pPr>
-              <w:spacing w:before="40" w:after="40"/>
-              <w:ind w:left="1300" w:hanging="380"/>
-            </w:pPr>
-            <w:r>
-              <w:rPr>
-                <w:rFonts w:ascii="FreeSerif" w:hAnsi="FreeSerif" w:eastAsia="FreeSerif"/>
-                <w:b w:val="0"/>
-                <w:i w:val="0"/>
                 <w:color w:val="1A1A1A"/>
                 <w:sz w:val="22"/>
               </w:rPr>
@@ -4182,13 +4123,13 @@
                 <w:color w:val="1A1A1A"/>
                 <w:sz w:val="22"/>
               </w:rPr>
-              <w:t xml:space="preserve">B.  </w:t>
+              <w:t xml:space="preserve">A.  </w:t>
             </w:r>
             <w:r>
               <w:drawing>
                 <wp:inline xmlns:a="http://schemas.openxmlformats.org/drawingml/2006/main" xmlns:pic="http://schemas.openxmlformats.org/drawingml/2006/picture">
                   <wp:extent cx="313944" cy="170688"/>
-                  <wp:docPr id="63" name="Picture 63"/>
+                  <wp:docPr id="62" name="Picture 62"/>
                   <wp:cNvGraphicFramePr>
                     <a:graphicFrameLocks noChangeAspect="1"/>
                   </wp:cNvGraphicFramePr>
@@ -4200,7 +4141,7 @@
                           <pic:cNvPicPr/>
                         </pic:nvPicPr>
                         <pic:blipFill>
-                          <a:blip r:embed="rId66"/>
+                          <a:blip r:embed="rId65"/>
                           <a:stretch>
                             <a:fillRect/>
                           </a:stretch>
@@ -4241,72 +4182,13 @@
                 <w:color w:val="9E1B32"/>
                 <w:sz w:val="22"/>
               </w:rPr>
-              <w:t xml:space="preserve">C.  </w:t>
-            </w:r>
-            <w:r>
-              <w:drawing>
-                <wp:inline xmlns:a="http://schemas.openxmlformats.org/drawingml/2006/main" xmlns:pic="http://schemas.openxmlformats.org/drawingml/2006/picture">
-                  <wp:extent cx="475488" cy="146304"/>
-                  <wp:docPr id="64" name="Picture 64"/>
-                  <wp:cNvGraphicFramePr>
-                    <a:graphicFrameLocks noChangeAspect="1"/>
-                  </wp:cNvGraphicFramePr>
-                  <a:graphic>
-                    <a:graphicData uri="http://schemas.openxmlformats.org/drawingml/2006/picture">
-                      <pic:pic>
-                        <pic:nvPicPr>
-                          <pic:cNvPr id="0" name="dc1e08e839668758.png"/>
-                          <pic:cNvPicPr/>
-                        </pic:nvPicPr>
-                        <pic:blipFill>
-                          <a:blip r:embed="rId67"/>
-                          <a:stretch>
-                            <a:fillRect/>
-                          </a:stretch>
-                        </pic:blipFill>
-                        <pic:spPr>
-                          <a:xfrm>
-                            <a:off x="0" y="0"/>
-                            <a:ext cx="475488" cy="146304"/>
-                          </a:xfrm>
-                          <a:prstGeom prst="rect"/>
-                        </pic:spPr>
-                      </pic:pic>
-                    </a:graphicData>
-                  </a:graphic>
-                </wp:inline>
-              </w:drawing>
-            </w:r>
-          </w:p>
-          <w:p>
-            <w:pPr>
-              <w:spacing w:before="40" w:after="40"/>
-              <w:ind w:left="1300" w:hanging="380"/>
-            </w:pPr>
-            <w:r>
-              <w:rPr>
-                <w:rFonts w:ascii="FreeSerif" w:hAnsi="FreeSerif" w:eastAsia="FreeSerif"/>
-                <w:b w:val="0"/>
-                <w:i w:val="0"/>
-                <w:color w:val="9E1B32"/>
-                <w:sz w:val="22"/>
-              </w:rPr>
-              <w:t xml:space="preserve">☒   </w:t>
-            </w:r>
-            <w:r>
-              <w:rPr>
-                <w:b/>
-                <w:i w:val="0"/>
-                <w:color w:val="9E1B32"/>
-                <w:sz w:val="22"/>
-              </w:rPr>
-              <w:t xml:space="preserve">D.  </w:t>
+              <w:t xml:space="preserve">B.  </w:t>
             </w:r>
             <w:r>
               <w:drawing>
                 <wp:inline xmlns:a="http://schemas.openxmlformats.org/drawingml/2006/main" xmlns:pic="http://schemas.openxmlformats.org/drawingml/2006/picture">
                   <wp:extent cx="176784" cy="185928"/>
-                  <wp:docPr id="65" name="Picture 65"/>
+                  <wp:docPr id="63" name="Picture 63"/>
                   <wp:cNvGraphicFramePr>
                     <a:graphicFrameLocks noChangeAspect="1"/>
                   </wp:cNvGraphicFramePr>
@@ -4318,7 +4200,7 @@
                           <pic:cNvPicPr/>
                         </pic:nvPicPr>
                         <pic:blipFill>
-                          <a:blip r:embed="rId68"/>
+                          <a:blip r:embed="rId66"/>
                           <a:stretch>
                             <a:fillRect/>
                           </a:stretch>
@@ -4359,13 +4241,72 @@
                 <w:color w:val="9E1B32"/>
                 <w:sz w:val="22"/>
               </w:rPr>
-              <w:t xml:space="preserve">E.  </w:t>
+              <w:t xml:space="preserve">C.  </w:t>
+            </w:r>
+            <w:r>
+              <w:drawing>
+                <wp:inline xmlns:a="http://schemas.openxmlformats.org/drawingml/2006/main" xmlns:pic="http://schemas.openxmlformats.org/drawingml/2006/picture">
+                  <wp:extent cx="216408" cy="143256"/>
+                  <wp:docPr id="64" name="Picture 64"/>
+                  <wp:cNvGraphicFramePr>
+                    <a:graphicFrameLocks noChangeAspect="1"/>
+                  </wp:cNvGraphicFramePr>
+                  <a:graphic>
+                    <a:graphicData uri="http://schemas.openxmlformats.org/drawingml/2006/picture">
+                      <pic:pic>
+                        <pic:nvPicPr>
+                          <pic:cNvPr id="0" name="53cbedfeb37e5ace.png"/>
+                          <pic:cNvPicPr/>
+                        </pic:nvPicPr>
+                        <pic:blipFill>
+                          <a:blip r:embed="rId67"/>
+                          <a:stretch>
+                            <a:fillRect/>
+                          </a:stretch>
+                        </pic:blipFill>
+                        <pic:spPr>
+                          <a:xfrm>
+                            <a:off x="0" y="0"/>
+                            <a:ext cx="216408" cy="143256"/>
+                          </a:xfrm>
+                          <a:prstGeom prst="rect"/>
+                        </pic:spPr>
+                      </pic:pic>
+                    </a:graphicData>
+                  </a:graphic>
+                </wp:inline>
+              </w:drawing>
+            </w:r>
+          </w:p>
+          <w:p>
+            <w:pPr>
+              <w:spacing w:before="40" w:after="40"/>
+              <w:ind w:left="1300" w:hanging="380"/>
+            </w:pPr>
+            <w:r>
+              <w:rPr>
+                <w:rFonts w:ascii="FreeSerif" w:hAnsi="FreeSerif" w:eastAsia="FreeSerif"/>
+                <w:b w:val="0"/>
+                <w:i w:val="0"/>
+                <w:color w:val="9E1B32"/>
+                <w:sz w:val="22"/>
+              </w:rPr>
+              <w:t xml:space="preserve">☒   </w:t>
+            </w:r>
+            <w:r>
+              <w:rPr>
+                <w:b/>
+                <w:i w:val="0"/>
+                <w:color w:val="9E1B32"/>
+                <w:sz w:val="22"/>
+              </w:rPr>
+              <w:t xml:space="preserve">D.  </w:t>
             </w:r>
             <w:r>
               <w:drawing>
                 <wp:inline xmlns:a="http://schemas.openxmlformats.org/drawingml/2006/main" xmlns:pic="http://schemas.openxmlformats.org/drawingml/2006/picture">
                   <wp:extent cx="539496" cy="146304"/>
-                  <wp:docPr id="66" name="Picture 66"/>
+                  <wp:docPr id="65" name="Picture 65"/>
                   <wp:cNvGraphicFramePr>
                     <a:graphicFrameLocks noChangeAspect="1"/>
                   </wp:cNvGraphicFramePr>
@@ -4377,7 +4318,7 @@
                           <pic:cNvPicPr/>
                         </pic:nvPicPr>
                         <pic:blipFill>
-                          <a:blip r:embed="rId69"/>
+                          <a:blip r:embed="rId68"/>
                           <a:stretch>
                             <a:fillRect/>
                           </a:stretch>
@@ -4418,13 +4359,13 @@
                 <w:color w:val="1A1A1A"/>
                 <w:sz w:val="22"/>
               </w:rPr>
-              <w:t xml:space="preserve">F.  </w:t>
+              <w:t xml:space="preserve">E.  </w:t>
             </w:r>
             <w:r>
               <w:drawing>
                 <wp:inline xmlns:a="http://schemas.openxmlformats.org/drawingml/2006/main" xmlns:pic="http://schemas.openxmlformats.org/drawingml/2006/picture">
                   <wp:extent cx="326136" cy="118872"/>
-                  <wp:docPr id="67" name="Picture 67"/>
+                  <wp:docPr id="66" name="Picture 66"/>
                   <wp:cNvGraphicFramePr>
                     <a:graphicFrameLocks noChangeAspect="1"/>
                   </wp:cNvGraphicFramePr>
@@ -4436,6 +4377,65 @@
                           <pic:cNvPicPr/>
                         </pic:nvPicPr>
                         <pic:blipFill>
+                          <a:blip r:embed="rId69"/>
+                          <a:stretch>
+                            <a:fillRect/>
+                          </a:stretch>
+                        </pic:blipFill>
+                        <pic:spPr>
+                          <a:xfrm>
+                            <a:off x="0" y="0"/>
+                            <a:ext cx="326136" cy="118872"/>
+                          </a:xfrm>
+                          <a:prstGeom prst="rect"/>
+                        </pic:spPr>
+                      </pic:pic>
+                    </a:graphicData>
+                  </a:graphic>
+                </wp:inline>
+              </w:drawing>
+            </w:r>
+          </w:p>
+          <w:p>
+            <w:pPr>
+              <w:spacing w:before="40" w:after="40"/>
+              <w:ind w:left="1300" w:hanging="380"/>
+            </w:pPr>
+            <w:r>
+              <w:rPr>
+                <w:rFonts w:ascii="FreeSerif" w:hAnsi="FreeSerif" w:eastAsia="FreeSerif"/>
+                <w:b w:val="0"/>
+                <w:i w:val="0"/>
+                <w:color w:val="9E1B32"/>
+                <w:sz w:val="22"/>
+              </w:rPr>
+              <w:t xml:space="preserve">☒   </w:t>
+            </w:r>
+            <w:r>
+              <w:rPr>
+                <w:b/>
+                <w:i w:val="0"/>
+                <w:color w:val="9E1B32"/>
+                <w:sz w:val="22"/>
+              </w:rPr>
+              <w:t xml:space="preserve">F.  </w:t>
+            </w:r>
+            <w:r>
+              <w:drawing>
+                <wp:inline xmlns:a="http://schemas.openxmlformats.org/drawingml/2006/main" xmlns:pic="http://schemas.openxmlformats.org/drawingml/2006/picture">
+                  <wp:extent cx="475488" cy="146304"/>
+                  <wp:docPr id="67" name="Picture 67"/>
+                  <wp:cNvGraphicFramePr>
+                    <a:graphicFrameLocks noChangeAspect="1"/>
+                  </wp:cNvGraphicFramePr>
+                  <a:graphic>
+                    <a:graphicData uri="http://schemas.openxmlformats.org/drawingml/2006/picture">
+                      <pic:pic>
+                        <pic:nvPicPr>
+                          <pic:cNvPr id="0" name="dc1e08e839668758.png"/>
+                          <pic:cNvPicPr/>
+                        </pic:nvPicPr>
+                        <pic:blipFill>
                           <a:blip r:embed="rId70"/>
                           <a:stretch>
                             <a:fillRect/>
@@ -4444,7 +4444,7 @@
                         <pic:spPr>
                           <a:xfrm>
                             <a:off x="0" y="0"/>
-                            <a:ext cx="326136" cy="118872"/>
+                            <a:ext cx="475488" cy="146304"/>
                           </a:xfrm>
                           <a:prstGeom prst="rect"/>
                         </pic:spPr>
@@ -4467,7 +4467,7 @@
                 <w:color w:val="9E1B32"/>
                 <w:sz w:val="22"/>
               </w:rPr>
-              <w:t>A, C, D and E</w:t>
+              <w:t>B, C, D and F</w:t>
             </w:r>
           </w:p>
         </w:tc>

--- a/a7/packages/A7 Unit 4 - Solving Problems with Rational Numbers/Answer Keys/A7 4.07  Question Bank Key.docx
+++ b/a7/packages/A7 Unit 4 - Solving Problems with Rational Numbers/Answer Keys/A7 4.07  Question Bank Key.docx
@@ -2363,7 +2363,7 @@
                 <w:color w:val="1A1A1A"/>
                 <w:sz w:val="22"/>
               </w:rPr>
-              <w:t xml:space="preserve"> in metres per second. Find </w:t>
+              <w:t xml:space="preserve"> in meters per second. Find </w:t>
             </w:r>
             <w:r>
               <w:drawing>
